--- a/klagomål/A 55982-2025 FSC-klagomål.docx
+++ b/klagomål/A 55982-2025 FSC-klagomål.docx
@@ -191,7 +191,7 @@
     </w:p>
     <w:p>
       <w:r>
-        <w:t>I avverkningsanmälan har följande 11 naturvårdsarter hittats: blågrå svartspik (NT), garnlav (NT), kolflarnlav (NT), mörk kolflarnlav (NT), spillkråka (NT, §4), tretåig hackspett (NT, §4), vedflamlav (NT), vedskivlav (NT), mindre märgborre (S), orre (§4) och tjäder (§4). Av dessa är 8 rödlistade. För rödlistade arter har rödlistekategorin angivits inom parentes. Arter som är signalarter enligt Skogsstyrelsen har markerats med (S). För fridlysta arter anges även paragrafen i Artskyddsförordningen som arten är fridlyst enligt.</w:t>
+        <w:t>I avverkningsanmälan har följande 12 naturvårdsarter hittats: blågrå svartspik (NT), garnlav (NT), kolflarnlav (NT), mörk kolflarnlav (NT), spillkråka (NT, §4), tretåig hackspett (NT, §4), vedflamlav (NT), vedskivlav (NT), gullgröppa (S), mindre märgborre (S), orre (§4) och tjäder (§4). Av dessa är 8 rödlistade. För rödlistade arter har rödlistekategorin angivits inom parentes. Arter som är signalarter enligt Skogsstyrelsen har markerats med (S). För fridlysta arter anges även paragrafen i Artskyddsförordningen som arten är fridlyst enligt.</w:t>
       </w:r>
     </w:p>
     <w:p>
@@ -503,7 +503,7 @@
         <w:rPr>
           <w:i/>
         </w:rPr>
-        <w:t>I det avverkningsanmälda skogsområdet har 11 naturvårdsarter varav 8 rödlistade arter sina livsmiljöer och växtplatser.</w:t>
+        <w:t>I det avverkningsanmälda skogsområdet har 12 naturvårdsarter varav 8 rödlistade arter sina livsmiljöer och växtplatser.</w:t>
       </w:r>
     </w:p>
     <w:p>
@@ -1247,7 +1247,7 @@
     <w:r>
       <w:tab/>
       <w:tab/>
-      <w:t>2025-11-29</w:t>
+      <w:t>2025-11-30</w:t>
       <w:br/>
       <w:br/>
     </w:r>

--- a/klagomål/A 55982-2025 FSC-klagomål.docx
+++ b/klagomål/A 55982-2025 FSC-klagomål.docx
@@ -1247,7 +1247,7 @@
     <w:r>
       <w:tab/>
       <w:tab/>
-      <w:t>2025-11-30</w:t>
+      <w:t>2025-12-01</w:t>
       <w:br/>
       <w:br/>
     </w:r>

--- a/klagomål/A 55982-2025 FSC-klagomål.docx
+++ b/klagomål/A 55982-2025 FSC-klagomål.docx
@@ -1247,7 +1247,7 @@
     <w:r>
       <w:tab/>
       <w:tab/>
-      <w:t>2025-12-01</w:t>
+      <w:t>2025-12-02</w:t>
       <w:br/>
       <w:br/>
     </w:r>

--- a/klagomål/A 55982-2025 FSC-klagomål.docx
+++ b/klagomål/A 55982-2025 FSC-klagomål.docx
@@ -1247,7 +1247,7 @@
     <w:r>
       <w:tab/>
       <w:tab/>
-      <w:t>2025-12-02</w:t>
+      <w:t>2025-12-03</w:t>
       <w:br/>
       <w:br/>
     </w:r>

--- a/klagomål/A 55982-2025 FSC-klagomål.docx
+++ b/klagomål/A 55982-2025 FSC-klagomål.docx
@@ -1247,7 +1247,7 @@
     <w:r>
       <w:tab/>
       <w:tab/>
-      <w:t>2025-12-03</w:t>
+      <w:t>2025-12-04</w:t>
       <w:br/>
       <w:br/>
     </w:r>

--- a/klagomål/A 55982-2025 FSC-klagomål.docx
+++ b/klagomål/A 55982-2025 FSC-klagomål.docx
@@ -1247,7 +1247,7 @@
     <w:r>
       <w:tab/>
       <w:tab/>
-      <w:t>2025-12-04</w:t>
+      <w:t>2025-12-05</w:t>
       <w:br/>
       <w:br/>
     </w:r>

--- a/klagomål/A 55982-2025 FSC-klagomål.docx
+++ b/klagomål/A 55982-2025 FSC-klagomål.docx
@@ -1247,7 +1247,7 @@
     <w:r>
       <w:tab/>
       <w:tab/>
-      <w:t>2025-12-05</w:t>
+      <w:t>2025-12-06</w:t>
       <w:br/>
       <w:br/>
     </w:r>

--- a/klagomål/A 55982-2025 FSC-klagomål.docx
+++ b/klagomål/A 55982-2025 FSC-klagomål.docx
@@ -1247,7 +1247,7 @@
     <w:r>
       <w:tab/>
       <w:tab/>
-      <w:t>2025-12-06</w:t>
+      <w:t>2025-12-07</w:t>
       <w:br/>
       <w:br/>
     </w:r>

--- a/klagomål/A 55982-2025 FSC-klagomål.docx
+++ b/klagomål/A 55982-2025 FSC-klagomål.docx
@@ -1247,7 +1247,7 @@
     <w:r>
       <w:tab/>
       <w:tab/>
-      <w:t>2025-12-07</w:t>
+      <w:t>2025-12-08</w:t>
       <w:br/>
       <w:br/>
     </w:r>

--- a/klagomål/A 55982-2025 FSC-klagomål.docx
+++ b/klagomål/A 55982-2025 FSC-klagomål.docx
@@ -1247,7 +1247,7 @@
     <w:r>
       <w:tab/>
       <w:tab/>
-      <w:t>2025-12-08</w:t>
+      <w:t>2025-12-09</w:t>
       <w:br/>
       <w:br/>
     </w:r>

--- a/klagomål/A 55982-2025 FSC-klagomål.docx
+++ b/klagomål/A 55982-2025 FSC-klagomål.docx
@@ -1247,7 +1247,7 @@
     <w:r>
       <w:tab/>
       <w:tab/>
-      <w:t>2025-12-09</w:t>
+      <w:t>2025-12-10</w:t>
       <w:br/>
       <w:br/>
     </w:r>

--- a/klagomål/A 55982-2025 FSC-klagomål.docx
+++ b/klagomål/A 55982-2025 FSC-klagomål.docx
@@ -1247,7 +1247,7 @@
     <w:r>
       <w:tab/>
       <w:tab/>
-      <w:t>2025-12-10</w:t>
+      <w:t>2025-12-11</w:t>
       <w:br/>
       <w:br/>
     </w:r>

--- a/klagomål/A 55982-2025 FSC-klagomål.docx
+++ b/klagomål/A 55982-2025 FSC-klagomål.docx
@@ -1247,7 +1247,7 @@
     <w:r>
       <w:tab/>
       <w:tab/>
-      <w:t>2025-12-11</w:t>
+      <w:t>2025-12-12</w:t>
       <w:br/>
       <w:br/>
     </w:r>

--- a/klagomål/A 55982-2025 FSC-klagomål.docx
+++ b/klagomål/A 55982-2025 FSC-klagomål.docx
@@ -1247,7 +1247,7 @@
     <w:r>
       <w:tab/>
       <w:tab/>
-      <w:t>2025-12-12</w:t>
+      <w:t>2025-12-13</w:t>
       <w:br/>
       <w:br/>
     </w:r>

--- a/klagomål/A 55982-2025 FSC-klagomål.docx
+++ b/klagomål/A 55982-2025 FSC-klagomål.docx
@@ -1247,7 +1247,7 @@
     <w:r>
       <w:tab/>
       <w:tab/>
-      <w:t>2025-12-19</w:t>
+      <w:t>2025-12-20</w:t>
       <w:br/>
       <w:br/>
     </w:r>

--- a/klagomål/A 55982-2025 FSC-klagomål.docx
+++ b/klagomål/A 55982-2025 FSC-klagomål.docx
@@ -1247,7 +1247,7 @@
     <w:r>
       <w:tab/>
       <w:tab/>
-      <w:t>2025-12-20</w:t>
+      <w:t>2025-12-21</w:t>
       <w:br/>
       <w:br/>
     </w:r>

--- a/klagomål/A 55982-2025 FSC-klagomål.docx
+++ b/klagomål/A 55982-2025 FSC-klagomål.docx
@@ -1247,7 +1247,7 @@
     <w:r>
       <w:tab/>
       <w:tab/>
-      <w:t>2025-12-21</w:t>
+      <w:t>2025-12-22</w:t>
       <w:br/>
       <w:br/>
     </w:r>

--- a/klagomål/A 55982-2025 FSC-klagomål.docx
+++ b/klagomål/A 55982-2025 FSC-klagomål.docx
@@ -1247,7 +1247,7 @@
     <w:r>
       <w:tab/>
       <w:tab/>
-      <w:t>2025-12-22</w:t>
+      <w:t>2025-12-26</w:t>
       <w:br/>
       <w:br/>
     </w:r>

--- a/klagomål/A 55982-2025 FSC-klagomål.docx
+++ b/klagomål/A 55982-2025 FSC-klagomål.docx
@@ -1247,7 +1247,7 @@
     <w:r>
       <w:tab/>
       <w:tab/>
-      <w:t>2026-01-03</w:t>
+      <w:t>2026-01-04</w:t>
       <w:br/>
       <w:br/>
     </w:r>

--- a/klagomål/A 55982-2025 FSC-klagomål.docx
+++ b/klagomål/A 55982-2025 FSC-klagomål.docx
@@ -1247,7 +1247,7 @@
     <w:r>
       <w:tab/>
       <w:tab/>
-      <w:t>2026-01-07</w:t>
+      <w:t>2026-01-08</w:t>
       <w:br/>
       <w:br/>
     </w:r>

--- a/klagomål/A 55982-2025 FSC-klagomål.docx
+++ b/klagomål/A 55982-2025 FSC-klagomål.docx
@@ -1247,7 +1247,7 @@
     <w:r>
       <w:tab/>
       <w:tab/>
-      <w:t>2026-01-08</w:t>
+      <w:t>2026-01-09</w:t>
       <w:br/>
       <w:br/>
     </w:r>

--- a/klagomål/A 55982-2025 FSC-klagomål.docx
+++ b/klagomål/A 55982-2025 FSC-klagomål.docx
@@ -1247,7 +1247,7 @@
     <w:r>
       <w:tab/>
       <w:tab/>
-      <w:t>2026-01-09</w:t>
+      <w:t>2026-01-10</w:t>
       <w:br/>
       <w:br/>
     </w:r>

--- a/klagomål/A 55982-2025 FSC-klagomål.docx
+++ b/klagomål/A 55982-2025 FSC-klagomål.docx
@@ -1247,7 +1247,7 @@
     <w:r>
       <w:tab/>
       <w:tab/>
-      <w:t>2026-01-10</w:t>
+      <w:t>2026-01-11</w:t>
       <w:br/>
       <w:br/>
     </w:r>

--- a/klagomål/A 55982-2025 FSC-klagomål.docx
+++ b/klagomål/A 55982-2025 FSC-klagomål.docx
@@ -1247,7 +1247,7 @@
     <w:r>
       <w:tab/>
       <w:tab/>
-      <w:t>2026-01-11</w:t>
+      <w:t>2026-01-12</w:t>
       <w:br/>
       <w:br/>
     </w:r>

--- a/klagomål/A 55982-2025 FSC-klagomål.docx
+++ b/klagomål/A 55982-2025 FSC-klagomål.docx
@@ -1247,7 +1247,7 @@
     <w:r>
       <w:tab/>
       <w:tab/>
-      <w:t>2026-01-12</w:t>
+      <w:t>2026-01-13</w:t>
       <w:br/>
       <w:br/>
     </w:r>

--- a/klagomål/A 55982-2025 FSC-klagomål.docx
+++ b/klagomål/A 55982-2025 FSC-klagomål.docx
@@ -1247,7 +1247,7 @@
     <w:r>
       <w:tab/>
       <w:tab/>
-      <w:t>2026-01-13</w:t>
+      <w:t>2026-01-14</w:t>
       <w:br/>
       <w:br/>
     </w:r>

--- a/klagomål/A 55982-2025 FSC-klagomål.docx
+++ b/klagomål/A 55982-2025 FSC-klagomål.docx
@@ -1247,7 +1247,7 @@
     <w:r>
       <w:tab/>
       <w:tab/>
-      <w:t>2026-01-14</w:t>
+      <w:t>2026-01-15</w:t>
       <w:br/>
       <w:br/>
     </w:r>

--- a/klagomål/A 55982-2025 FSC-klagomål.docx
+++ b/klagomål/A 55982-2025 FSC-klagomål.docx
@@ -1247,7 +1247,7 @@
     <w:r>
       <w:tab/>
       <w:tab/>
-      <w:t>2026-01-15</w:t>
+      <w:t>2026-01-16</w:t>
       <w:br/>
       <w:br/>
     </w:r>

--- a/klagomål/A 55982-2025 FSC-klagomål.docx
+++ b/klagomål/A 55982-2025 FSC-klagomål.docx
@@ -1247,7 +1247,7 @@
     <w:r>
       <w:tab/>
       <w:tab/>
-      <w:t>2026-01-16</w:t>
+      <w:t>2026-01-17</w:t>
       <w:br/>
       <w:br/>
     </w:r>

--- a/klagomål/A 55982-2025 FSC-klagomål.docx
+++ b/klagomål/A 55982-2025 FSC-klagomål.docx
@@ -1247,7 +1247,7 @@
     <w:r>
       <w:tab/>
       <w:tab/>
-      <w:t>2026-01-17</w:t>
+      <w:t>2026-01-18</w:t>
       <w:br/>
       <w:br/>
     </w:r>

--- a/klagomål/A 55982-2025 FSC-klagomål.docx
+++ b/klagomål/A 55982-2025 FSC-klagomål.docx
@@ -1247,7 +1247,7 @@
     <w:r>
       <w:tab/>
       <w:tab/>
-      <w:t>2026-01-18</w:t>
+      <w:t>2026-01-19</w:t>
       <w:br/>
       <w:br/>
     </w:r>

--- a/klagomål/A 55982-2025 FSC-klagomål.docx
+++ b/klagomål/A 55982-2025 FSC-klagomål.docx
@@ -1247,7 +1247,7 @@
     <w:r>
       <w:tab/>
       <w:tab/>
-      <w:t>2026-01-19</w:t>
+      <w:t>2026-01-20</w:t>
       <w:br/>
       <w:br/>
     </w:r>

--- a/klagomål/A 55982-2025 FSC-klagomål.docx
+++ b/klagomål/A 55982-2025 FSC-klagomål.docx
@@ -1247,7 +1247,7 @@
     <w:r>
       <w:tab/>
       <w:tab/>
-      <w:t>2026-01-20</w:t>
+      <w:t>2026-01-21</w:t>
       <w:br/>
       <w:br/>
     </w:r>

--- a/klagomål/A 55982-2025 FSC-klagomål.docx
+++ b/klagomål/A 55982-2025 FSC-klagomål.docx
@@ -1247,7 +1247,7 @@
     <w:r>
       <w:tab/>
       <w:tab/>
-      <w:t>2026-01-21</w:t>
+      <w:t>2026-01-23</w:t>
       <w:br/>
       <w:br/>
     </w:r>

--- a/klagomål/A 55982-2025 FSC-klagomål.docx
+++ b/klagomål/A 55982-2025 FSC-klagomål.docx
@@ -1247,7 +1247,7 @@
     <w:r>
       <w:tab/>
       <w:tab/>
-      <w:t>2026-01-23</w:t>
+      <w:t>2026-01-24</w:t>
       <w:br/>
       <w:br/>
     </w:r>

--- a/klagomål/A 55982-2025 FSC-klagomål.docx
+++ b/klagomål/A 55982-2025 FSC-klagomål.docx
@@ -1247,7 +1247,7 @@
     <w:r>
       <w:tab/>
       <w:tab/>
-      <w:t>2026-01-24</w:t>
+      <w:t>2026-01-25</w:t>
       <w:br/>
       <w:br/>
     </w:r>

--- a/klagomål/A 55982-2025 FSC-klagomål.docx
+++ b/klagomål/A 55982-2025 FSC-klagomål.docx
@@ -1247,7 +1247,7 @@
     <w:r>
       <w:tab/>
       <w:tab/>
-      <w:t>2026-01-25</w:t>
+      <w:t>2026-01-26</w:t>
       <w:br/>
       <w:br/>
     </w:r>

--- a/klagomål/A 55982-2025 FSC-klagomål.docx
+++ b/klagomål/A 55982-2025 FSC-klagomål.docx
@@ -1247,7 +1247,7 @@
     <w:r>
       <w:tab/>
       <w:tab/>
-      <w:t>2026-01-26</w:t>
+      <w:t>2026-01-27</w:t>
       <w:br/>
       <w:br/>
     </w:r>

--- a/klagomål/A 55982-2025 FSC-klagomål.docx
+++ b/klagomål/A 55982-2025 FSC-klagomål.docx
@@ -1247,7 +1247,7 @@
     <w:r>
       <w:tab/>
       <w:tab/>
-      <w:t>2026-01-27</w:t>
+      <w:t>2026-01-28</w:t>
       <w:br/>
       <w:br/>
     </w:r>

--- a/klagomål/A 55982-2025 FSC-klagomål.docx
+++ b/klagomål/A 55982-2025 FSC-klagomål.docx
@@ -112,7 +112,7 @@
         <w:pStyle w:val="ListBullet"/>
       </w:pPr>
       <w:r>
-        <w:t>Om ett ombud (tex Norra skog eller Mellanskog) avverkningsanmäler en skog med naturvärden motsvarande nyckelbiotops kvalité men markägaren inte är FSC certifierad, bör du skicka in ett FSC kontrollerat virke klagomål. Då ska klagomålet skickas till ombudsföretaget.</w:t>
+        <w:t>Om ett ombud (tex Norra skog eller Mellanskog) avverkningsanmäler en skog med naturvärden motsvarande nyckelbiotops kvalitet men markägaren inte är FSC certifierad, bör du skicka in ett FSC kontrollerat virke klagomål. Då ska klagomålet skickas till ombudsföretaget.</w:t>
       </w:r>
     </w:p>
     <w:p>
@@ -265,7 +265,25 @@
         <w:t>Garnlav (NT)</w:t>
       </w:r>
       <w:r>
-        <w:t xml:space="preserve"> är en utpräglad barrskogsart som ibland kan drapera träden i norrländska grannaturskogar med hög luftfuktighet. Den förekommer även i talldominerade bestånd där den, förutom i trädens grenverk, påträffas hängande över ojämnheter i tallbarken. Arten har minskat starkt i södra och mellersta Sverige och den minskar även i sitt nordliga utbredningsområde. Orsaken till tillbakagången beror främst på slutavverkningar av naturskogsartade skogar. Bestånd med riklig förekomst bör regelmässigt sparas. Garnlav är värdväxt för den mycket sällsynta och akut hotade fjärilen barrskogslavfly (CR) som hör hemma i boreala barrskogar med riklig förekomst av värdväxten. Tidigare kunde arten konstateras årligen på flera platser vid Dala-Floda i Dalarna innan lokalerna kalavverkades. Senaste fyndet i landet av barrskogslavfly är från år 2000 då den påträffades vid Högberget i Sollefteå kommun (SLU Artdatabanken, 2024).</w:t>
+        <w:t xml:space="preserve"> är en utpräglad barrskogsart som ibland kan drapera träden i norrländska grannaturskogar med hög luftfuktighet. Den förekommer även i talldominerade bestånd där den, förutom i trädens grenverk, påträffas hängande över ojämnheter i tallbarken. Arten har minskat starkt i södra och mellersta Sverige och den minskar även i sitt nordliga utbredningsområde. Orsaken till tillbakagången beror främst på slutavverkningar av naturskogsartade skogar. Bestånd med riklig förekomst bör regelmässigt sparas. Garnlav är värdväxt för den mycket sällsynta och akut hotade fjärilen barrskogslavfly (CR) som hör hemma i boreala barrskogar med riklig förekomst av värdväxten. Tidigare kunde arten konstateras årligen på flera platser vid Dala-Floda i Dalarna innan lokalerna kalavverkades. Senaste fyndet i landet av barrskogslavfly är från år 2000 då den påträffades vid Högberget i Sollefteå kommun. Garnlav är typisk art för </w:t>
+      </w:r>
+      <w:r>
+        <w:rPr>
+          <w:i/>
+        </w:rPr>
+        <w:t xml:space="preserve">9010 Taiga </w:t>
+      </w:r>
+      <w:r>
+        <w:t>och</w:t>
+      </w:r>
+      <w:r>
+        <w:rPr>
+          <w:i/>
+        </w:rPr>
+        <w:t xml:space="preserve"> 9070 Trädklädd betesmark </w:t>
+      </w:r>
+      <w:r>
+        <w:t xml:space="preserve"> (SLU Artdatabanken, 2024).</w:t>
       </w:r>
     </w:p>
     <w:p>
@@ -276,7 +294,16 @@
         <w:t>Kolflarnlav (NT)</w:t>
       </w:r>
       <w:r>
-        <w:t xml:space="preserve"> är brandberoende och växer nästan uteslutande på kolad hård kärnved av tall. Etableringen verkar ske först 100–300 år efter brand och nytt substrat nybildas i mycket begränsad omfattning. Avverkning av tallskog av naturskogskaraktär med spår av återkommande bränder är ett hot och mängden lämplig ved att växa på för arten minskar dels på grund av naturlig nedbrytning men framförallt på grund av att det förstörs i samband med slutavverkningar, gallringar och markberedning. Såväl kolflarnlav som mörk kolflarnlav har glänsande bålfjäll och förekommer främst i tall- och blandbarrskogar av naturskogskaraktär med spår av återkommande bränder. Skogar som dessa hyser höga biologiska värden och bör skyddas (SLU Artdatabanken, 2024).</w:t>
+        <w:t xml:space="preserve"> är brandberoende och växer nästan uteslutande på kolad hård kärnved av tall. Etableringen verkar ske först 100–300 år efter brand och nytt substrat nybildas i mycket begränsad omfattning. Avverkning av tallskog av naturskogskaraktär med spår av återkommande bränder är ett hot och mängden lämplig ved att växa på för arten minskar dels på grund av naturlig nedbrytning men framförallt på grund av att det förstörs i samband med slutavverkningar, gallringar och markberedning. Såväl kolflarnlav som mörk kolflarnlav har glänsande bålfjäll och förekommer främst i tall- och blandbarrskogar av naturskogskaraktär med spår av återkommande bränder. Skogar som dessa hyser höga biologiska värden och bör skyddas. Kolflarnlav är typisk art för </w:t>
+      </w:r>
+      <w:r>
+        <w:rPr>
+          <w:i/>
+        </w:rPr>
+        <w:t>9010 Taiga</w:t>
+      </w:r>
+      <w:r>
+        <w:t xml:space="preserve"> (SLU Artdatabanken, 2024).</w:t>
       </w:r>
     </w:p>
     <w:p>
@@ -296,7 +323,16 @@
         <w:t>Corticeus longulus</w:t>
       </w:r>
       <w:r>
-        <w:t xml:space="preserve"> (VU), tallbarksvartbagge (VU), tallgångbagge (VU) och cholodkovskys bastborre (NT). Den mindre märgborrens måsvingeliknande gnaggångar är lätta att känna igen och hittas ofta på grova tallgrenar på marken. Rika förekomster av främst mindre märgborre men även skarptandad barkborre (NT) är en signal för artrikedom och inventeringar har visat att det är i skogar med en naturlig självgallring som det skapas förutsättningar för dessa arter samt de efterföljande åtgärdsprogramsarterna. Tallskogar med stark förekomst av mindre märgborre och skarptandad barkborre bör avsättas som reservat. Generellt bör hänsyn tas vid slutavverkning av talldominerad skog så att avverkningsrester som gren- och toppdelar lämnas (Pettersson, 2014; Hedgren, 2012; Gunnarsson m fl., 1999).</w:t>
+        <w:t xml:space="preserve"> (VU), tallbarksvartbagge (VU), tallgångbagge (VU) och cholodkovskys bastborre (NT). Den mindre märgborrens måsvingeliknande gnaggångar är lätta att känna igen och hittas ofta på grova tallgrenar på marken. Rika förekomster av främst mindre märgborre men även skarptandad barkborre (NT) är en signal för artrikedom och inventeringar har visat att det är i skogar med en naturlig självgallring som det skapas förutsättningar för dessa arter samt de efterföljande åtgärdsprogramsarterna. Tallskogar med stark förekomst av mindre märgborre och skarptandad barkborre bör avsättas som reservat. Generellt bör hänsyn tas vid slutavverkning av talldominerad skog så att avverkningsrester som gren- och toppdelar lämnas. Mindre märgborre är typisk art för </w:t>
+      </w:r>
+      <w:r>
+        <w:rPr>
+          <w:i/>
+        </w:rPr>
+        <w:t>9060 Åsbarrskog</w:t>
+      </w:r>
+      <w:r>
+        <w:t xml:space="preserve"> (Pettersson, 2014; Hedgren, 2012; Gunnarsson m fl., 1999).</w:t>
       </w:r>
     </w:p>
     <w:p>
@@ -329,7 +365,16 @@
         <w:t>Vedskivlav (NT)</w:t>
       </w:r>
       <w:r>
-        <w:t xml:space="preserve"> växer på gammal, torr, exponerad, hård kärnved av framförallt tall i naturskogsartade bestånd. Avverkning av tallskog av naturskogskaraktär med spår av återkommande bränder är ett hot. Mängden lämplig ved att växa på för vedskivlav minskar, dels på grund av naturlig nedbrytning men framförallt på grund av att de förstörs i samband med slutavverkningar, gallringar och markberedning. Tall- och blandbarrskogar av naturskogskaraktär med spår av återkommande bränder bör skyddas (SLU Artdatabanken, 2024).</w:t>
+        <w:t xml:space="preserve"> växer på gammal, torr, exponerad, hård kärnved av framförallt tall i naturskogsartade bestånd. Avverkning av tallskog av naturskogskaraktär med spår av återkommande bränder är ett hot. Mängden lämplig ved att växa på för vedskivlav minskar, dels på grund av naturlig nedbrytning men framförallt på grund av att de förstörs i samband med slutavverkningar, gallringar och markberedning. Tall- och blandbarrskogar av naturskogskaraktär med spår av återkommande bränder bör skyddas. Vedskivlav är typisk art för </w:t>
+      </w:r>
+      <w:r>
+        <w:rPr>
+          <w:i/>
+        </w:rPr>
+        <w:t>9010 Taiga</w:t>
+      </w:r>
+      <w:r>
+        <w:t xml:space="preserve"> (SLU Artdatabanken, 2024).</w:t>
       </w:r>
     </w:p>
     <w:p>
@@ -367,7 +412,25 @@
         <w:t>Spillkråka (NT, §4)</w:t>
       </w:r>
       <w:r>
-        <w:t xml:space="preserve"> är rödlistad som nära hotad och ingår i bilaga 1 i EU:s fågeldirektiv. Den minskar i population på grund av minskad tillgång på lämpliga bo- och födoträd och minskad födotillgång. Spillkråkans minskningstakt har uppgått till 19 (24–10) % under de senaste 15 åren. Minskningstakten för den svenska populationen bedöms vara nära gränsvärdet för Sårbar (VU) (A2bc). Skogsbruk med korta omloppstider och täta, homogena ungskogar utgör det största hotet, (SLU Artdatabanken, 2023).</w:t>
+        <w:t xml:space="preserve"> är rödlistad som nära hotad och ingår i bilaga 1 i EU:s fågeldirektiv. Den minskar i population på grund av minskad tillgång på lämpliga bo- och födoträd och minskad födotillgång. Spillkråkans minskningstakt har uppgått till 19 (24–10) % under de senaste 15 åren. Minskningstakten för den svenska populationen bedöms vara nära gränsvärdet för Sårbar (VU) (A2bc). Skogsbruk med korta omloppstider och täta, homogena ungskogar utgör det största hotet. Spillkråka är typisk art för </w:t>
+      </w:r>
+      <w:r>
+        <w:rPr>
+          <w:i/>
+        </w:rPr>
+        <w:t xml:space="preserve">9010 Taiga </w:t>
+      </w:r>
+      <w:r>
+        <w:t>och</w:t>
+      </w:r>
+      <w:r>
+        <w:rPr>
+          <w:i/>
+        </w:rPr>
+        <w:t xml:space="preserve"> 9740 Skogsbevuxen myr </w:t>
+      </w:r>
+      <w:r>
+        <w:t>(SLU Artdatabanken, 2023).</w:t>
       </w:r>
     </w:p>
     <w:p>
@@ -378,7 +441,25 @@
         <w:t>Tjäder (§4)</w:t>
       </w:r>
       <w:r>
-        <w:t xml:space="preserve"> är en utpräglad skogsfågel knuten till större sammanhängande barrskogsområden. Tupparna och hönorna utnyttjar till viss del olika miljöer, och habitatvalet varierar dessutom mellan olika delar av året. För att det ska finnas livskraftiga tjäderbestånd krävs funktionella skogslandskap med en blandning av uppvuxen, gles och luckig skog, täta sumpskogar, myrar och andra små våtmarker. Arten försvinner när skogen fragmenteras och den sammanlagda arealen hyggen och andra öppna områden blir för stor. Ett småskaligt och försiktigt virkesuttag genom hyggesfria metoder kan i vissa fall vara möjligt i området inom 200 m från lekcentrum. Längre ut från lekcentrum, inom 200–500 m bör den avverkade ytan inte överskrida 1 hektar för att undvika alltför stora och snabba förändringar (Skogsstyrelsen, 2019).</w:t>
+        <w:t xml:space="preserve"> omfattas av bilaga 1 och 2 EU:s fågeldirektiv och är typisk art för </w:t>
+      </w:r>
+      <w:r>
+        <w:rPr>
+          <w:i/>
+        </w:rPr>
+        <w:t xml:space="preserve">9010 Taiga </w:t>
+      </w:r>
+      <w:r>
+        <w:t xml:space="preserve">och </w:t>
+      </w:r>
+      <w:r>
+        <w:rPr>
+          <w:i/>
+        </w:rPr>
+        <w:t>9740 Skogsbevuxen myr</w:t>
+      </w:r>
+      <w:r>
+        <w:t>. Tjädern är en utpräglad skogsfågel knuten till större sammanhängande barrskogsområden. Tupparna och hönorna utnyttjar till viss del olika miljöer, och habitatvalet varierar dessutom mellan olika delar av året. För att det ska finnas livskraftiga tjäderbestånd krävs funktionella skogslandskap med en blandning av uppvuxen, gles och luckig skog, täta sumpskogar, myrar och andra små våtmarker. Arten försvinner när skogen fragmenteras och den sammanlagda arealen hyggen och andra öppna områden blir för stor. Ett småskaligt och försiktigt virkesuttag genom hyggesfria metoder kan i vissa fall vara möjligt i området inom 200 m från lekcentrum. Längre ut från lekcentrum, inom 200–500 m bör den avverkade ytan inte överskrida 1 hektar för att undvika alltför stora och snabba förändringar (Skogsstyrelsen, 2019; SLU Artdatabanken, 2024).</w:t>
       </w:r>
     </w:p>
     <w:p>
@@ -389,7 +470,25 @@
         <w:t>Tretåig hackspett (NT, §4)</w:t>
       </w:r>
       <w:r>
-        <w:t xml:space="preserve"> är rödlistad som nära hotad och ingår i bilaga 1 i EU:s fågeldirektiv. Tretåig hackspett är för sin överlevnad beroende av kontinuerlig tillförsel av äldre döende och död ved, som sker genom naturliga självgallringsprocesser i äldre grannaturskogar och barrblandade naturskogar. Om en skog genom skogsbruk gallras eller glesas ur så upphör och uteblir i stort sett den naturliga självgallringsprocessen för mycket lång tid framöver vilket omöjliggör upprätthållandet av den kontinuerliga ekologiska funktionen i ett område. Det finns studier som visar att naturskogens självgallringsprocess som den tretåiga hackspetten är beroende av, inte kan ersättas med efterlämnad hänsyn i skogsbruket (Imbeau &amp; Desrochers, 2002). Storleken på häckningsreviret varierar med skogstypen, förekomsten av död ved och graden av fragmentering, men är i allmänhet i storleksordningen 25–100 hektar. Vintertid krävs ofta betydligt större områden och det finns studier som antyder att arten behöver minst 100 hektar äldre skog. I områden med låg bonitet kan det behövas över 200 hektar lämpligt habitat för att ett par ska kunna reproducera sig. Områden med dokumenterad permanent förekomst i naturskogsmiljöer har vanligen så stora naturvärden att skogsbruk är olämpligt (Skogsstyrelsen, 2016).</w:t>
+        <w:t xml:space="preserve"> är rödlistad som nära hotad och ingår i bilaga 1 i EU:s fågeldirektiv. Tretåig hackspett är för sin överlevnad beroende av kontinuerlig tillförsel av äldre döende och död ved, som sker genom naturliga självgallringsprocesser i äldre grannaturskogar och barrblandade naturskogar. Om en skog genom skogsbruk gallras eller glesas ur så upphör och uteblir i stort sett den naturliga självgallringsprocessen för mycket lång tid framöver vilket omöjliggör upprätthållandet av den kontinuerliga ekologiska funktionen i ett område. Det finns studier som visar att naturskogens självgallringsprocess som den tretåiga hackspetten är beroende av, inte kan ersättas med efterlämnad hänsyn i skogsbruket (Imbeau &amp; Desrochers, 2002). Storleken på häckningsreviret varierar med skogstypen, förekomsten av död ved och graden av fragmentering, men är i allmänhet i storleksordningen 25–100 hektar. Vintertid krävs ofta betydligt större områden och det finns studier som antyder att arten behöver minst 100 hektar äldre skog. I områden med låg bonitet kan det behövas över 200 hektar lämpligt habitat för att ett par ska kunna reproducera sig. Områden med dokumenterad permanent förekomst i naturskogsmiljöer har vanligen så stora naturvärden att skogsbruk är olämpligt. Tretåig hackspett är typisk art för </w:t>
+      </w:r>
+      <w:r>
+        <w:rPr>
+          <w:i/>
+        </w:rPr>
+        <w:t xml:space="preserve">9010 Taiga, 9740 Skogsbevuxen myr, 9030 Landhöjningsskog </w:t>
+      </w:r>
+      <w:r>
+        <w:t xml:space="preserve">och </w:t>
+      </w:r>
+      <w:r>
+        <w:rPr>
+          <w:i/>
+        </w:rPr>
+        <w:t>9040 Fjällbjörkskog</w:t>
+      </w:r>
+      <w:r>
+        <w:t xml:space="preserve"> (Skogsstyrelsen, 2016; SLU Artdatabanken, 2024).</w:t>
       </w:r>
     </w:p>
     <w:p>
@@ -739,7 +838,16 @@
     </w:p>
     <w:p>
       <w:r>
-        <w:t>Rika förekomster av främst mindre märgborre men även skarptandad barkborre (NT) är en signal för artrikedom och inventeringar har visat att det är i skogar med en naturlig självgallring som det skapas förutsättningar för dessa arter samt de efterföljande åtgärdsprogramsarterna (Pettersson, 2014; Hedgren, 2012). Tallskogar med stark förekomst av mindre märgborre och skarptandad barkborre bör avsättas som reservat. Generellt bör hänsyn tas vid slutavverkning av talldominerad skog så att avverkningsrester som gren- och toppdelar (s.k. GROT) lämnas (Pettersson, 2014).</w:t>
+        <w:t xml:space="preserve">Rika förekomster av främst mindre märgborre men även skarptandad barkborre (NT) är en signal för artrikedom och inventeringar har visat att det är i skogar med en naturlig självgallring som det skapas förutsättningar för dessa arter samt de efterföljande åtgärdsprogramsarterna (Pettersson, 2014; Hedgren, 2012). Tallskogar med stark förekomst av mindre märgborre och skarptandad barkborre bör avsättas som reservat. Generellt bör hänsyn tas vid slutavverkning av talldominerad skog så att avverkningsrester som gren- och toppdelar (s.k. GROT) lämnas. Mindre märgborre är typisk art för </w:t>
+      </w:r>
+      <w:r>
+        <w:rPr>
+          <w:i/>
+        </w:rPr>
+        <w:t>9060 Åsbarrskog</w:t>
+      </w:r>
+      <w:r>
+        <w:t xml:space="preserve"> (Pettersson, 2014; SLU Artdatabanken, 2024).</w:t>
       </w:r>
     </w:p>
     <w:p>
@@ -850,6 +958,20 @@
     </w:p>
     <w:p>
       <w:r>
+        <w:t xml:space="preserve">SLU Artdatabanken, 2024. </w:t>
+      </w:r>
+      <w:r>
+        <w:rPr>
+          <w:i/>
+        </w:rPr>
+        <w:t xml:space="preserve">Artfaktablad. Naturvård – artfakta. </w:t>
+      </w:r>
+      <w:r>
+        <w:t>SLU Artdatabanken, Uppsala.</w:t>
+      </w:r>
+    </w:p>
+    <w:p>
+      <w:r>
         <w:t xml:space="preserve">Wikars, L.-O., Hansson, J. &amp; Hedgren, O., 2010. </w:t>
       </w:r>
       <w:r>
@@ -886,12 +1008,30 @@
     </w:p>
     <w:p>
       <w:r>
-        <w:t>Spillkråka (NT) är rödlistad som nära hotad, fridlyst enligt §4 Artskyddsförordningen och ingår i bilaga 1 i EU:s fågeldirektiv. Spillkråka lever i både barr- och blandskog liksom i ren lövskog. De tätaste populationerna tenderar att finnas i äldre, variationsrik blandskog med gott om död ved och gamla träd.</w:t>
+        <w:t xml:space="preserve">Spillkråka (NT) är rödlistad som nära hotad, fridlyst enligt §4 Artskyddsförordningen, typisk art för </w:t>
+      </w:r>
+      <w:r>
+        <w:rPr>
+          <w:i/>
+        </w:rPr>
+        <w:t xml:space="preserve">9010 Taiga </w:t>
+      </w:r>
+      <w:r>
+        <w:t>och</w:t>
+      </w:r>
+      <w:r>
+        <w:rPr>
+          <w:i/>
+        </w:rPr>
+        <w:t xml:space="preserve"> 9740 Skogsbevuxen myr</w:t>
+      </w:r>
+      <w:r>
+        <w:t xml:space="preserve"> och ingår i bilaga 1 i EU:s fågeldirektiv. Spillkråka lever i både barr- och blandskog liksom i ren lövskog. De tätaste populationerna tenderar att finnas i äldre, variationsrik blandskog med gott om död ved och gamla träd.</w:t>
       </w:r>
     </w:p>
     <w:p>
       <w:r>
-        <w:t>Varje par utnyttjar 400–1000 hektar skog beroende på skogens kvalitet. En minskning av populationen pågår på grund av minskad tillgång på lämpliga bo- och födoträd och minskad födotillgång. Spillkråkans minskningstakt har uppgått till 19 (24–10) % under de senaste 15 åren. Minskningstakten för den svenska populationen bedöms vara nära gränsvärdet för Sårbar (VU) (A2bc). Skogsbruk med korta omloppstider och täta, homogena ungskogar utgör det största hotet (Artdatabanken 2023).</w:t>
+        <w:t>Varje par utnyttjar 400–1000 hektar skog beroende på skogens kvalitet. En minskning av populationen pågår på grund av minskad tillgång på lämpliga bo- och födoträd och minskad födotillgång. Spillkråkans minskningstakt har uppgått till 19 (24–10) % under de senaste 15 åren. Minskningstakten för den svenska populationen bedöms vara nära gränsvärdet för Sårbar (VU) (A2bc). Skogsbruk med korta omloppstider och täta, homogena ungskogar utgör det största hotet (SLU Artdatabanken 2023).</w:t>
       </w:r>
     </w:p>
     <w:p>
@@ -926,7 +1066,25 @@
     </w:p>
     <w:p>
       <w:r>
-        <w:t>Tjäder (§4) är en utpräglad skogsfågel knuten till större sammanhängande barrskogsområden. Tupparna och hönorna utnyttjar till viss del olika miljöer, och habitatvalet varierar dessutom mellan olika delar av året. För att det ska finnas livskraftiga tjäderbestånd krävs funktionella skogslandskap med en blandning av uppvuxen, gles och luckig skog, täta sumpskogar, myrar och andra små våtmarker (Skogsstyrelsen, 2019).</w:t>
+        <w:t xml:space="preserve">Tjäder (§4) omfattas av bilaga 1 och 2 EU:s fågeldirektiv och är typisk art för </w:t>
+      </w:r>
+      <w:r>
+        <w:rPr>
+          <w:i/>
+        </w:rPr>
+        <w:t xml:space="preserve">9010 Taiga </w:t>
+      </w:r>
+      <w:r>
+        <w:t xml:space="preserve">och </w:t>
+      </w:r>
+      <w:r>
+        <w:rPr>
+          <w:i/>
+        </w:rPr>
+        <w:t>9740 Skogsbevuxen myr</w:t>
+      </w:r>
+      <w:r>
+        <w:t>. Tjädern är en utpräglad skogsfågel knuten till större sammanhängande barrskogsområden. Tupparna och hönorna utnyttjar till viss del olika miljöer, och habitatvalet varierar dessutom mellan olika delar av året. För att det ska finnas livskraftiga tjäderbestånd krävs funktionella skogslandskap med en blandning av uppvuxen, gles och luckig skog, täta sumpskogar, myrar och andra små våtmarker (Skogsstyrelsen, 2019; SLU Artdatabanken 2024).</w:t>
       </w:r>
     </w:p>
     <w:p>
@@ -950,10 +1108,21 @@
         <w:rPr>
           <w:i/>
         </w:rPr>
-        <w:t xml:space="preserve">Vägledning för hänsyn till fåglar – tjäder. </w:t>
-      </w:r>
-      <w:r>
-        <w:t>https://www.skogsstyrelsen.se/globalassets/lag-och-tillsyn/artskydd/vagledningar-for-hansyn-till-faglar/tjader-vagledning-hansyn2.pdf</w:t>
+        <w:t>Vägledning för hänsyn till fåglar – tjäder.</w:t>
+      </w:r>
+    </w:p>
+    <w:p>
+      <w:r>
+        <w:t xml:space="preserve">SLU Artdatabanken, 2024. </w:t>
+      </w:r>
+      <w:r>
+        <w:rPr>
+          <w:i/>
+        </w:rPr>
+        <w:t xml:space="preserve">Artfaktablad. Naturvård – artfakta. </w:t>
+      </w:r>
+      <w:r>
+        <w:t>SLU Artdatabanken, Uppsala</w:t>
       </w:r>
     </w:p>
     <w:p>
@@ -981,7 +1150,16 @@
         <w:rPr>
           <w:i/>
         </w:rPr>
-        <w:t>“Områden med dokumenterad permanent förekomst i naturskogsmiljöer har vanligen så stora naturvärden att skogsbruk är olämpligt”.</w:t>
+        <w:t>“Områden med dokumenterad permanent förekomst i naturskogsmiljöer har vanligen så stora naturvärden att skogsbruk är olämpligt”</w:t>
+      </w:r>
+      <w:r>
+        <w:t xml:space="preserve"> (SLU Artdatabanken, 2024; Skogsstyrelsen, 2016)</w:t>
+      </w:r>
+      <w:r>
+        <w:rPr>
+          <w:i/>
+        </w:rPr>
+        <w:t>.</w:t>
       </w:r>
     </w:p>
     <w:p>
@@ -991,12 +1169,30 @@
     </w:p>
     <w:p>
       <w:r>
-        <w:t>Permanenta revir av tretåig hackspett karaktäriseras ofta av artens typiska ringformigt ordnade hackmärken på framför allt gamla granar. För att säkerställa att inte revir av tretåig hackspett drabbas av avverkningsplanerna bör en inventering göras i området både under häckningstid och under vintern, då arten utnyttjar betydligt större områden än under sommarens häckningsrevir. Storleken på häckningsreviret varierar med skogstypen, förekomsten av död ved och graden av fragmentering, men är i allmänhet i storleksordningen 25–100 hektar.</w:t>
+        <w:t>Permanenta revir av tretåig hackspett karaktäriseras ofta av artens typiska ringformigt ordnade hackmärken på framför allt gamla granar. För att säkerställa att inte revir av tretåig hackspett drabbas av avverkningsplanerna bör en inventering göras i området både under häckningstid och under vintern, då arten utnyttjar betydligt större områden än under sommarens häckningsrevir. Storleken på häckningsreviret varierar med skogstypen, förekomsten av död ved och graden av fragmentering, men är i allmänhet i storleksordningen 25–100 hektar (SLU Artdatabanken, 2024; Skogsstyrelsen, 2016).</w:t>
       </w:r>
     </w:p>
     <w:p>
       <w:r>
-        <w:t>Förutom fridlysning enligt §4 Artskyddsförordningen är tretåig hackspett även förtecknad i EU:s fågeldirektiv bilaga 1. Den ingår också i Natura 2000 och är förtecknad i Bernkonventionen bilaga II (strikt skyddade djurarter).</w:t>
+        <w:t xml:space="preserve">Förutom fridlysning enligt §4 Artskyddsförordningen är tretåig hackspett även förtecknad i EU:s fågeldirektiv bilaga 1. Den är typisk art för </w:t>
+      </w:r>
+      <w:r>
+        <w:rPr>
+          <w:i/>
+        </w:rPr>
+        <w:t xml:space="preserve">9010 Taiga, 9740 Skogsbevuxen myr, 9030 Landhöjningsskog </w:t>
+      </w:r>
+      <w:r>
+        <w:t xml:space="preserve">och </w:t>
+      </w:r>
+      <w:r>
+        <w:rPr>
+          <w:i/>
+        </w:rPr>
+        <w:t>9040 Fjällbjörkskog</w:t>
+      </w:r>
+      <w:r>
+        <w:t xml:space="preserve"> samt ingår i Natura 2000 och är förtecknad i Bernkonventionen bilaga II (strikt skyddade djurarter) (SLU Artdatabanken, 2024; Skogsstyrelsen, 2016).</w:t>
       </w:r>
     </w:p>
     <w:p>
@@ -1018,7 +1214,7 @@
         <w:t xml:space="preserve">Förekomst av tretåig hackspett Picoides tridactylus på bestånds- och landskapsnivå. </w:t>
       </w:r>
       <w:r>
-        <w:t>Ornis Svecica 6: 107–119</w:t>
+        <w:t>Ornis Svecica 6: 107–119.</w:t>
       </w:r>
     </w:p>
     <w:p>
@@ -1032,7 +1228,7 @@
         <w:t xml:space="preserve">Dead wood threshold values for the three-toed woodpecker presence in boreal and sub-Alpine forest. </w:t>
       </w:r>
       <w:r>
-        <w:t>Biological conservation 119(3): 305–318</w:t>
+        <w:t>Biological conservation 119(3): 305–318.</w:t>
       </w:r>
     </w:p>
     <w:p>
@@ -1071,10 +1267,21 @@
         <w:rPr>
           <w:i/>
         </w:rPr>
-        <w:t xml:space="preserve">Vägledning för hänsyn till fåglar – Tretåig hackspett. </w:t>
-      </w:r>
-      <w:r>
-        <w:t>www.skogsstyrelsen.se</w:t>
+        <w:t>Vägledning för hänsyn till fåglar – Tretåig hackspett.</w:t>
+      </w:r>
+    </w:p>
+    <w:p>
+      <w:r>
+        <w:t xml:space="preserve">SLU Artdatabanken, 2024. </w:t>
+      </w:r>
+      <w:r>
+        <w:rPr>
+          <w:i/>
+        </w:rPr>
+        <w:t xml:space="preserve">Artfaktablad. Naturvård – artfakta. </w:t>
+      </w:r>
+      <w:r>
+        <w:t>SLU Artdatabanken, Uppsala.</w:t>
       </w:r>
     </w:p>
     <w:p>
@@ -1102,7 +1309,7 @@
         <w:t xml:space="preserve">Population trends of forest birds in a Finnish Lapland landscape of large habitat blocks – Consequences of stochastic environmental variation or regional habitat alteration. </w:t>
       </w:r>
       <w:r>
-        <w:t>Biological conservation 56(2): 223–240</w:t>
+        <w:t>Biological conservation 56(2): 223–240.</w:t>
       </w:r>
     </w:p>
     <w:p>
@@ -1247,7 +1454,7 @@
     <w:r>
       <w:tab/>
       <w:tab/>
-      <w:t>2026-01-28</w:t>
+      <w:t>2026-01-29</w:t>
       <w:br/>
       <w:br/>
     </w:r>

--- a/klagomål/A 55982-2025 FSC-klagomål.docx
+++ b/klagomål/A 55982-2025 FSC-klagomål.docx
@@ -1454,7 +1454,7 @@
     <w:r>
       <w:tab/>
       <w:tab/>
-      <w:t>2026-01-29</w:t>
+      <w:t>2026-01-30</w:t>
       <w:br/>
       <w:br/>
     </w:r>

--- a/klagomål/A 55982-2025 FSC-klagomål.docx
+++ b/klagomål/A 55982-2025 FSC-klagomål.docx
@@ -1454,7 +1454,7 @@
     <w:r>
       <w:tab/>
       <w:tab/>
-      <w:t>2026-01-30</w:t>
+      <w:t>2026-01-31</w:t>
       <w:br/>
       <w:br/>
     </w:r>

--- a/klagomål/A 55982-2025 FSC-klagomål.docx
+++ b/klagomål/A 55982-2025 FSC-klagomål.docx
@@ -1454,7 +1454,7 @@
     <w:r>
       <w:tab/>
       <w:tab/>
-      <w:t>2026-02-22</w:t>
+      <w:t>2026-02-23</w:t>
       <w:br/>
       <w:br/>
     </w:r>

--- a/klagomål/A 55982-2025 FSC-klagomål.docx
+++ b/klagomål/A 55982-2025 FSC-klagomål.docx
@@ -1454,7 +1454,7 @@
     <w:r>
       <w:tab/>
       <w:tab/>
-      <w:t>2026-02-23</w:t>
+      <w:t>2026-02-24</w:t>
       <w:br/>
       <w:br/>
     </w:r>

--- a/klagomål/A 55982-2025 FSC-klagomål.docx
+++ b/klagomål/A 55982-2025 FSC-klagomål.docx
@@ -1454,7 +1454,7 @@
     <w:r>
       <w:tab/>
       <w:tab/>
-      <w:t>2026-02-24</w:t>
+      <w:t>2026-02-25</w:t>
       <w:br/>
       <w:br/>
     </w:r>

--- a/klagomål/A 55982-2025 FSC-klagomål.docx
+++ b/klagomål/A 55982-2025 FSC-klagomål.docx
@@ -1454,7 +1454,7 @@
     <w:r>
       <w:tab/>
       <w:tab/>
-      <w:t>2026-02-25</w:t>
+      <w:t>2026-02-26</w:t>
       <w:br/>
       <w:br/>
     </w:r>

--- a/klagomål/A 55982-2025 FSC-klagomål.docx
+++ b/klagomål/A 55982-2025 FSC-klagomål.docx
@@ -1454,7 +1454,7 @@
     <w:r>
       <w:tab/>
       <w:tab/>
-      <w:t>2026-02-26</w:t>
+      <w:t>2026-02-28</w:t>
       <w:br/>
       <w:br/>
     </w:r>

--- a/klagomål/A 55982-2025 FSC-klagomål.docx
+++ b/klagomål/A 55982-2025 FSC-klagomål.docx
@@ -1454,7 +1454,7 @@
     <w:r>
       <w:tab/>
       <w:tab/>
-      <w:t>2026-02-28</w:t>
+      <w:t>2026-03-01</w:t>
       <w:br/>
       <w:br/>
     </w:r>

--- a/klagomål/A 55982-2025 FSC-klagomål.docx
+++ b/klagomål/A 55982-2025 FSC-klagomål.docx
@@ -1454,7 +1454,7 @@
     <w:r>
       <w:tab/>
       <w:tab/>
-      <w:t>2026-03-01</w:t>
+      <w:t>2026-03-02</w:t>
       <w:br/>
       <w:br/>
     </w:r>

--- a/klagomål/A 55982-2025 FSC-klagomål.docx
+++ b/klagomål/A 55982-2025 FSC-klagomål.docx
@@ -280,7 +280,7 @@
         <w:rPr>
           <w:i/>
         </w:rPr>
-        <w:t xml:space="preserve"> 9070 Trädklädd betesmark </w:t>
+        <w:t xml:space="preserve"> 9070 Trädklädd betesmark</w:t>
       </w:r>
       <w:r>
         <w:t xml:space="preserve"> (SLU Artdatabanken, 2024).</w:t>
@@ -1454,7 +1454,7 @@
     <w:r>
       <w:tab/>
       <w:tab/>
-      <w:t>2026-03-02</w:t>
+      <w:t>2026-03-03</w:t>
       <w:br/>
       <w:br/>
     </w:r>

--- a/klagomål/A 55982-2025 FSC-klagomål.docx
+++ b/klagomål/A 55982-2025 FSC-klagomål.docx
@@ -1454,7 +1454,7 @@
     <w:r>
       <w:tab/>
       <w:tab/>
-      <w:t>2026-03-03</w:t>
+      <w:t>2026-03-04</w:t>
       <w:br/>
       <w:br/>
     </w:r>

--- a/klagomål/A 55982-2025 FSC-klagomål.docx
+++ b/klagomål/A 55982-2025 FSC-klagomål.docx
@@ -1454,7 +1454,7 @@
     <w:r>
       <w:tab/>
       <w:tab/>
-      <w:t>2026-03-04</w:t>
+      <w:t>2026-03-05</w:t>
       <w:br/>
       <w:br/>
     </w:r>

--- a/klagomål/A 55982-2025 FSC-klagomål.docx
+++ b/klagomål/A 55982-2025 FSC-klagomål.docx
@@ -1454,7 +1454,7 @@
     <w:r>
       <w:tab/>
       <w:tab/>
-      <w:t>2026-03-05</w:t>
+      <w:t>2026-03-06</w:t>
       <w:br/>
       <w:br/>
     </w:r>

--- a/klagomål/A 55982-2025 FSC-klagomål.docx
+++ b/klagomål/A 55982-2025 FSC-klagomål.docx
@@ -1454,7 +1454,7 @@
     <w:r>
       <w:tab/>
       <w:tab/>
-      <w:t>2026-03-06</w:t>
+      <w:t>2026-03-07</w:t>
       <w:br/>
       <w:br/>
     </w:r>

--- a/klagomål/A 55982-2025 FSC-klagomål.docx
+++ b/klagomål/A 55982-2025 FSC-klagomål.docx
@@ -1454,7 +1454,7 @@
     <w:r>
       <w:tab/>
       <w:tab/>
-      <w:t>2026-03-07</w:t>
+      <w:t>2026-03-08</w:t>
       <w:br/>
       <w:br/>
     </w:r>

--- a/klagomål/A 55982-2025 FSC-klagomål.docx
+++ b/klagomål/A 55982-2025 FSC-klagomål.docx
@@ -1454,7 +1454,7 @@
     <w:r>
       <w:tab/>
       <w:tab/>
-      <w:t>2026-03-08</w:t>
+      <w:t>2026-03-09</w:t>
       <w:br/>
       <w:br/>
     </w:r>

--- a/klagomål/A 55982-2025 FSC-klagomål.docx
+++ b/klagomål/A 55982-2025 FSC-klagomål.docx
@@ -1454,7 +1454,7 @@
     <w:r>
       <w:tab/>
       <w:tab/>
-      <w:t>2026-03-09</w:t>
+      <w:t>2026-03-10</w:t>
       <w:br/>
       <w:br/>
     </w:r>

--- a/klagomål/A 55982-2025 FSC-klagomål.docx
+++ b/klagomål/A 55982-2025 FSC-klagomål.docx
@@ -412,7 +412,7 @@
         <w:t>Spillkråka (NT, §4)</w:t>
       </w:r>
       <w:r>
-        <w:t xml:space="preserve"> är rödlistad som nära hotad och ingår i bilaga 1 i EU:s fågeldirektiv. Den minskar i population på grund av minskad tillgång på lämpliga bo- och födoträd och minskad födotillgång. Spillkråkans minskningstakt har uppgått till 19 (24–10) % under de senaste 15 åren. Minskningstakten för den svenska populationen bedöms vara nära gränsvärdet för Sårbar (VU) (A2bc). Skogsbruk med korta omloppstider och täta, homogena ungskogar utgör det största hotet. Spillkråka är typisk art för </w:t>
+        <w:t xml:space="preserve"> är rödlistad som nära hotad och ingår i bilaga 1 i EU:s fågeldirektiv. Den minskar i population på grund av minskad tillgång på lämpliga bo- och födoträd och minskad födotillgång. Spillkråkans minskningstakt har uppgått till 19 (24–10) % under de senaste 15 åren och bedöms vara nära gränsvärdet för Sårbar (VU) (A2bc). Spillkråka är en nyckelart i skogliga miljöer vars övergivna bohål utnyttjas av flera andra hålhäckande fågelarter och fladdermöss. Den behöver grova träd, främst tall, asp och bok som boträd. Skogsbruk med korta omloppstider och täta, homogena ungskogar utgör det största hotet. Spillkråka är typisk art för </w:t>
       </w:r>
       <w:r>
         <w:rPr>
@@ -430,7 +430,7 @@
         <w:t xml:space="preserve"> 9740 Skogsbevuxen myr </w:t>
       </w:r>
       <w:r>
-        <w:t>(SLU Artdatabanken, 2023).</w:t>
+        <w:t>(SLU Artdatabanken, 2025; Skogsstyrelsen 2016).</w:t>
       </w:r>
     </w:p>
     <w:p>
@@ -1026,7 +1026,7 @@
         <w:t xml:space="preserve"> 9740 Skogsbevuxen myr</w:t>
       </w:r>
       <w:r>
-        <w:t xml:space="preserve"> och ingår i bilaga 1 i EU:s fågeldirektiv. Spillkråka lever i både barr- och blandskog liksom i ren lövskog. De tätaste populationerna tenderar att finnas i äldre, variationsrik blandskog med gott om död ved och gamla träd.</w:t>
+        <w:t xml:space="preserve"> och ingår i bilaga 1 i EU:s fågeldirektiv. Spillkråka lever i både barr- och blandskog liksom i ren lövskog. De tätaste populationerna tenderar att finnas i äldre, variationsrik blandskog med gott om död ved och gamla träd. Spillkråka är en nyckelart i skogliga miljöer vars övergivna bohål utnyttjas av flera andra hålhäckande fågelarter och fladdermöss (SLU Artdatabanken, 2023; Skogsstyrelsen 2016).</w:t>
       </w:r>
     </w:p>
     <w:p>
@@ -1044,7 +1044,21 @@
     </w:p>
     <w:p>
       <w:r>
-        <w:t xml:space="preserve">SLU Artdatabanken, 2021. </w:t>
+        <w:t xml:space="preserve">Skogsstyrelsen, 2016. </w:t>
+      </w:r>
+      <w:r>
+        <w:rPr>
+          <w:i/>
+        </w:rPr>
+        <w:t xml:space="preserve">Vägledning för hänsyn till spillkråka. </w:t>
+      </w:r>
+      <w:r>
+        <w:t>Vägledningar och kunskapsstöd artskydd – Skogsstyrelsen.</w:t>
+      </w:r>
+    </w:p>
+    <w:p>
+      <w:r>
+        <w:t xml:space="preserve">SLU Artdatabanken, 2023. </w:t>
       </w:r>
       <w:r>
         <w:rPr>
@@ -1454,7 +1468,7 @@
     <w:r>
       <w:tab/>
       <w:tab/>
-      <w:t>2026-03-10</w:t>
+      <w:t>2026-03-11</w:t>
       <w:br/>
       <w:br/>
     </w:r>

--- a/klagomål/A 55982-2025 FSC-klagomål.docx
+++ b/klagomål/A 55982-2025 FSC-klagomål.docx
@@ -1468,7 +1468,7 @@
     <w:r>
       <w:tab/>
       <w:tab/>
-      <w:t>2026-03-11</w:t>
+      <w:t>2026-03-12</w:t>
       <w:br/>
       <w:br/>
     </w:r>

--- a/klagomål/A 55982-2025 FSC-klagomål.docx
+++ b/klagomål/A 55982-2025 FSC-klagomål.docx
@@ -1468,7 +1468,7 @@
     <w:r>
       <w:tab/>
       <w:tab/>
-      <w:t>2026-03-12</w:t>
+      <w:t>2026-03-13</w:t>
       <w:br/>
       <w:br/>
     </w:r>

--- a/klagomål/A 55982-2025 FSC-klagomål.docx
+++ b/klagomål/A 55982-2025 FSC-klagomål.docx
@@ -1477,7 +1477,7 @@
     <w:r>
       <w:tab/>
       <w:tab/>
-      <w:t>2026-04-14</w:t>
+      <w:t>2026-04-15</w:t>
       <w:br/>
       <w:br/>
     </w:r>

--- a/klagomål/A 55982-2025 FSC-klagomål.docx
+++ b/klagomål/A 55982-2025 FSC-klagomål.docx
@@ -1477,7 +1477,7 @@
     <w:r>
       <w:tab/>
       <w:tab/>
-      <w:t>2026-04-15</w:t>
+      <w:t>2026-04-16</w:t>
       <w:br/>
       <w:br/>
     </w:r>

--- a/klagomål/A 55982-2025 FSC-klagomål.docx
+++ b/klagomål/A 55982-2025 FSC-klagomål.docx
@@ -1477,7 +1477,7 @@
     <w:r>
       <w:tab/>
       <w:tab/>
-      <w:t>2026-04-16</w:t>
+      <w:t>2026-04-17</w:t>
       <w:br/>
       <w:br/>
     </w:r>

--- a/klagomål/A 55982-2025 FSC-klagomål.docx
+++ b/klagomål/A 55982-2025 FSC-klagomål.docx
@@ -1477,7 +1477,7 @@
     <w:r>
       <w:tab/>
       <w:tab/>
-      <w:t>2026-04-17</w:t>
+      <w:t>2026-04-18</w:t>
       <w:br/>
       <w:br/>
     </w:r>

--- a/klagomål/A 55982-2025 FSC-klagomål.docx
+++ b/klagomål/A 55982-2025 FSC-klagomål.docx
@@ -1477,7 +1477,7 @@
     <w:r>
       <w:tab/>
       <w:tab/>
-      <w:t>2026-04-18</w:t>
+      <w:t>2026-04-19</w:t>
       <w:br/>
       <w:br/>
     </w:r>

--- a/klagomål/A 55982-2025 FSC-klagomål.docx
+++ b/klagomål/A 55982-2025 FSC-klagomål.docx
@@ -1477,7 +1477,7 @@
     <w:r>
       <w:tab/>
       <w:tab/>
-      <w:t>2026-04-19</w:t>
+      <w:t>2026-04-20</w:t>
       <w:br/>
       <w:br/>
     </w:r>

--- a/klagomål/A 55982-2025 FSC-klagomål.docx
+++ b/klagomål/A 55982-2025 FSC-klagomål.docx
@@ -1477,7 +1477,7 @@
     <w:r>
       <w:tab/>
       <w:tab/>
-      <w:t>2026-04-20</w:t>
+      <w:t>2026-04-21</w:t>
       <w:br/>
       <w:br/>
     </w:r>

--- a/klagomål/A 55982-2025 FSC-klagomål.docx
+++ b/klagomål/A 55982-2025 FSC-klagomål.docx
@@ -1477,7 +1477,7 @@
     <w:r>
       <w:tab/>
       <w:tab/>
-      <w:t>2026-04-21</w:t>
+      <w:t>2026-04-22</w:t>
       <w:br/>
       <w:br/>
     </w:r>

--- a/klagomål/A 55982-2025 FSC-klagomål.docx
+++ b/klagomål/A 55982-2025 FSC-klagomål.docx
@@ -1477,7 +1477,7 @@
     <w:r>
       <w:tab/>
       <w:tab/>
-      <w:t>2026-04-22</w:t>
+      <w:t>2026-04-23</w:t>
       <w:br/>
       <w:br/>
     </w:r>

--- a/klagomål/A 55982-2025 FSC-klagomål.docx
+++ b/klagomål/A 55982-2025 FSC-klagomål.docx
@@ -1477,7 +1477,7 @@
     <w:r>
       <w:tab/>
       <w:tab/>
-      <w:t>2026-04-23</w:t>
+      <w:t>2026-04-24</w:t>
       <w:br/>
       <w:br/>
     </w:r>

--- a/klagomål/A 55982-2025 FSC-klagomål.docx
+++ b/klagomål/A 55982-2025 FSC-klagomål.docx
@@ -1477,7 +1477,7 @@
     <w:r>
       <w:tab/>
       <w:tab/>
-      <w:t>2026-04-24</w:t>
+      <w:t>2026-04-25</w:t>
       <w:br/>
       <w:br/>
     </w:r>

--- a/klagomål/A 55982-2025 FSC-klagomål.docx
+++ b/klagomål/A 55982-2025 FSC-klagomål.docx
@@ -1477,7 +1477,7 @@
     <w:r>
       <w:tab/>
       <w:tab/>
-      <w:t>2026-04-25</w:t>
+      <w:t>2026-04-26</w:t>
       <w:br/>
       <w:br/>
     </w:r>

--- a/klagomål/A 55982-2025 FSC-klagomål.docx
+++ b/klagomål/A 55982-2025 FSC-klagomål.docx
@@ -1477,7 +1477,7 @@
     <w:r>
       <w:tab/>
       <w:tab/>
-      <w:t>2026-04-26</w:t>
+      <w:t>2026-04-27</w:t>
       <w:br/>
       <w:br/>
     </w:r>

--- a/klagomål/A 55982-2025 FSC-klagomål.docx
+++ b/klagomål/A 55982-2025 FSC-klagomål.docx
@@ -1477,7 +1477,7 @@
     <w:r>
       <w:tab/>
       <w:tab/>
-      <w:t>2026-04-27</w:t>
+      <w:t>2026-04-28</w:t>
       <w:br/>
       <w:br/>
     </w:r>

--- a/klagomål/A 55982-2025 FSC-klagomål.docx
+++ b/klagomål/A 55982-2025 FSC-klagomål.docx
@@ -1477,7 +1477,7 @@
     <w:r>
       <w:tab/>
       <w:tab/>
-      <w:t>2026-04-28</w:t>
+      <w:t>2026-04-29</w:t>
       <w:br/>
       <w:br/>
     </w:r>

--- a/klagomål/A 55982-2025 FSC-klagomål.docx
+++ b/klagomål/A 55982-2025 FSC-klagomål.docx
@@ -1477,7 +1477,7 @@
     <w:r>
       <w:tab/>
       <w:tab/>
-      <w:t>2026-04-29</w:t>
+      <w:t>2026-04-30</w:t>
       <w:br/>
       <w:br/>
     </w:r>

--- a/klagomål/A 55982-2025 FSC-klagomål.docx
+++ b/klagomål/A 55982-2025 FSC-klagomål.docx
@@ -1477,7 +1477,7 @@
     <w:r>
       <w:tab/>
       <w:tab/>
-      <w:t>2026-04-30</w:t>
+      <w:t>2026-05-01</w:t>
       <w:br/>
       <w:br/>
     </w:r>

--- a/klagomål/A 55982-2025 FSC-klagomål.docx
+++ b/klagomål/A 55982-2025 FSC-klagomål.docx
@@ -1477,7 +1477,7 @@
     <w:r>
       <w:tab/>
       <w:tab/>
-      <w:t>2026-05-01</w:t>
+      <w:t>2026-05-02</w:t>
       <w:br/>
       <w:br/>
     </w:r>

--- a/klagomål/A 55982-2025 FSC-klagomål.docx
+++ b/klagomål/A 55982-2025 FSC-klagomål.docx
@@ -1477,7 +1477,7 @@
     <w:r>
       <w:tab/>
       <w:tab/>
-      <w:t>2026-05-02</w:t>
+      <w:t>2026-05-03</w:t>
       <w:br/>
       <w:br/>
     </w:r>

--- a/klagomål/A 55982-2025 FSC-klagomål.docx
+++ b/klagomål/A 55982-2025 FSC-klagomål.docx
@@ -1477,7 +1477,7 @@
     <w:r>
       <w:tab/>
       <w:tab/>
-      <w:t>2026-05-03</w:t>
+      <w:t>2026-05-04</w:t>
       <w:br/>
       <w:br/>
     </w:r>

--- a/klagomål/A 55982-2025 FSC-klagomål.docx
+++ b/klagomål/A 55982-2025 FSC-klagomål.docx
@@ -1477,7 +1477,7 @@
     <w:r>
       <w:tab/>
       <w:tab/>
-      <w:t>2026-05-04</w:t>
+      <w:t>2026-05-05</w:t>
       <w:br/>
       <w:br/>
     </w:r>

--- a/klagomål/A 55982-2025 FSC-klagomål.docx
+++ b/klagomål/A 55982-2025 FSC-klagomål.docx
@@ -1477,7 +1477,7 @@
     <w:r>
       <w:tab/>
       <w:tab/>
-      <w:t>2026-05-05</w:t>
+      <w:t>2026-05-06</w:t>
       <w:br/>
       <w:br/>
     </w:r>

--- a/klagomål/A 55982-2025 FSC-klagomål.docx
+++ b/klagomål/A 55982-2025 FSC-klagomål.docx
@@ -1477,7 +1477,7 @@
     <w:r>
       <w:tab/>
       <w:tab/>
-      <w:t>2026-05-16</w:t>
+      <w:t>2026-05-17</w:t>
       <w:br/>
       <w:br/>
     </w:r>

--- a/klagomål/A 55982-2025 FSC-klagomål.docx
+++ b/klagomål/A 55982-2025 FSC-klagomål.docx
@@ -1477,7 +1477,7 @@
     <w:r>
       <w:tab/>
       <w:tab/>
-      <w:t>2026-05-17</w:t>
+      <w:t>2026-05-18</w:t>
       <w:br/>
       <w:br/>
     </w:r>

--- a/klagomål/A 55982-2025 FSC-klagomål.docx
+++ b/klagomål/A 55982-2025 FSC-klagomål.docx
@@ -1477,7 +1477,7 @@
     <w:r>
       <w:tab/>
       <w:tab/>
-      <w:t>2026-05-18</w:t>
+      <w:t>2026-05-19</w:t>
       <w:br/>
       <w:br/>
     </w:r>

--- a/klagomål/A 55982-2025 FSC-klagomål.docx
+++ b/klagomål/A 55982-2025 FSC-klagomål.docx
@@ -1477,7 +1477,7 @@
     <w:r>
       <w:tab/>
       <w:tab/>
-      <w:t>2026-05-19</w:t>
+      <w:t>2026-05-20</w:t>
       <w:br/>
       <w:br/>
     </w:r>

--- a/klagomål/A 55982-2025 FSC-klagomål.docx
+++ b/klagomål/A 55982-2025 FSC-klagomål.docx
@@ -1446,7 +1446,7 @@
     <w:r>
       <w:tab/>
       <w:tab/>
-      <w:t>2026-07-13</w:t>
+      <w:t>2026-07-14</w:t>
       <w:br/>
       <w:br/>
     </w:r>

--- a/klagomål/A 55982-2025 FSC-klagomål.docx
+++ b/klagomål/A 55982-2025 FSC-klagomål.docx
@@ -1446,7 +1446,7 @@
     <w:r>
       <w:tab/>
       <w:tab/>
-      <w:t>2026-07-14</w:t>
+      <w:t>2026-07-15</w:t>
       <w:br/>
       <w:br/>
     </w:r>

--- a/klagomål/A 55982-2025 FSC-klagomål.docx
+++ b/klagomål/A 55982-2025 FSC-klagomål.docx
@@ -1446,7 +1446,7 @@
     <w:r>
       <w:tab/>
       <w:tab/>
-      <w:t>2026-07-15</w:t>
+      <w:t>2026-07-16</w:t>
       <w:br/>
       <w:br/>
     </w:r>

--- a/klagomål/A 55982-2025 FSC-klagomål.docx
+++ b/klagomål/A 55982-2025 FSC-klagomål.docx
@@ -1446,7 +1446,7 @@
     <w:r>
       <w:tab/>
       <w:tab/>
-      <w:t>2026-07-16</w:t>
+      <w:t>2026-07-17</w:t>
       <w:br/>
       <w:br/>
     </w:r>

--- a/klagomål/A 55982-2025 FSC-klagomål.docx
+++ b/klagomål/A 55982-2025 FSC-klagomål.docx
@@ -1446,7 +1446,7 @@
     <w:r>
       <w:tab/>
       <w:tab/>
-      <w:t>2026-07-17</w:t>
+      <w:t>2026-07-18</w:t>
       <w:br/>
       <w:br/>
     </w:r>

--- a/klagomål/A 55982-2025 FSC-klagomål.docx
+++ b/klagomål/A 55982-2025 FSC-klagomål.docx
@@ -1446,7 +1446,7 @@
     <w:r>
       <w:tab/>
       <w:tab/>
-      <w:t>2026-07-18</w:t>
+      <w:t>2026-07-19</w:t>
       <w:br/>
       <w:br/>
     </w:r>

--- a/klagomål/A 55982-2025 FSC-klagomål.docx
+++ b/klagomål/A 55982-2025 FSC-klagomål.docx
@@ -1446,7 +1446,7 @@
     <w:r>
       <w:tab/>
       <w:tab/>
-      <w:t>2026-07-19</w:t>
+      <w:t>2026-07-20</w:t>
       <w:br/>
       <w:br/>
     </w:r>

--- a/klagomål/A 55982-2025 FSC-klagomål.docx
+++ b/klagomål/A 55982-2025 FSC-klagomål.docx
@@ -1446,7 +1446,7 @@
     <w:r>
       <w:tab/>
       <w:tab/>
-      <w:t>2026-07-20</w:t>
+      <w:t>2026-07-21</w:t>
       <w:br/>
       <w:br/>
     </w:r>

--- a/klagomål/A 55982-2025 FSC-klagomål.docx
+++ b/klagomål/A 55982-2025 FSC-klagomål.docx
@@ -1446,7 +1446,7 @@
     <w:r>
       <w:tab/>
       <w:tab/>
-      <w:t>2026-07-21</w:t>
+      <w:t>2026-07-22</w:t>
       <w:br/>
       <w:br/>
     </w:r>

--- a/klagomål/A 55982-2025 FSC-klagomål.docx
+++ b/klagomål/A 55982-2025 FSC-klagomål.docx
@@ -1446,7 +1446,7 @@
     <w:r>
       <w:tab/>
       <w:tab/>
-      <w:t>2026-07-22</w:t>
+      <w:t>2026-07-23</w:t>
       <w:br/>
       <w:br/>
     </w:r>

--- a/klagomål/A 55982-2025 FSC-klagomål.docx
+++ b/klagomål/A 55982-2025 FSC-klagomål.docx
@@ -1446,7 +1446,7 @@
     <w:r>
       <w:tab/>
       <w:tab/>
-      <w:t>2026-07-23</w:t>
+      <w:t>2026-07-24</w:t>
       <w:br/>
       <w:br/>
     </w:r>

--- a/klagomål/A 55982-2025 FSC-klagomål.docx
+++ b/klagomål/A 55982-2025 FSC-klagomål.docx
@@ -1446,7 +1446,7 @@
     <w:r>
       <w:tab/>
       <w:tab/>
-      <w:t>2026-07-24</w:t>
+      <w:t>2026-07-25</w:t>
       <w:br/>
       <w:br/>
     </w:r>

--- a/klagomål/A 55982-2025 FSC-klagomål.docx
+++ b/klagomål/A 55982-2025 FSC-klagomål.docx
@@ -1446,7 +1446,7 @@
     <w:r>
       <w:tab/>
       <w:tab/>
-      <w:t>2026-07-25</w:t>
+      <w:t>2026-07-26</w:t>
       <w:br/>
       <w:br/>
     </w:r>

--- a/klagomål/A 55982-2025 FSC-klagomål.docx
+++ b/klagomål/A 55982-2025 FSC-klagomål.docx
@@ -1446,7 +1446,7 @@
     <w:r>
       <w:tab/>
       <w:tab/>
-      <w:t>2026-07-26</w:t>
+      <w:t>2026-07-27</w:t>
       <w:br/>
       <w:br/>
     </w:r>

--- a/klagomål/A 55982-2025 FSC-klagomål.docx
+++ b/klagomål/A 55982-2025 FSC-klagomål.docx
@@ -1446,7 +1446,7 @@
     <w:r>
       <w:tab/>
       <w:tab/>
-      <w:t>2026-07-27</w:t>
+      <w:t>2026-07-28</w:t>
       <w:br/>
       <w:br/>
     </w:r>

--- a/klagomål/A 55982-2025 FSC-klagomål.docx
+++ b/klagomål/A 55982-2025 FSC-klagomål.docx
@@ -1446,7 +1446,7 @@
     <w:r>
       <w:tab/>
       <w:tab/>
-      <w:t>2026-07-28</w:t>
+      <w:t>2026-07-29</w:t>
       <w:br/>
       <w:br/>
     </w:r>

--- a/klagomål/A 55982-2025 FSC-klagomål.docx
+++ b/klagomål/A 55982-2025 FSC-klagomål.docx
@@ -1446,7 +1446,7 @@
     <w:r>
       <w:tab/>
       <w:tab/>
-      <w:t>2026-07-29</w:t>
+      <w:t>2026-07-30</w:t>
       <w:br/>
       <w:br/>
     </w:r>

--- a/klagomål/A 55982-2025 FSC-klagomål.docx
+++ b/klagomål/A 55982-2025 FSC-klagomål.docx
@@ -1446,7 +1446,7 @@
     <w:r>
       <w:tab/>
       <w:tab/>
-      <w:t>2026-07-30</w:t>
+      <w:t>2026-07-31</w:t>
       <w:br/>
       <w:br/>
     </w:r>

--- a/klagomål/A 55982-2025 FSC-klagomål.docx
+++ b/klagomål/A 55982-2025 FSC-klagomål.docx
@@ -1446,7 +1446,7 @@
     <w:r>
       <w:tab/>
       <w:tab/>
-      <w:t>2026-07-31</w:t>
+      <w:t>2026-08-01</w:t>
       <w:br/>
       <w:br/>
     </w:r>

--- a/klagomål/A 55982-2025 FSC-klagomål.docx
+++ b/klagomål/A 55982-2025 FSC-klagomål.docx
@@ -1446,7 +1446,7 @@
     <w:r>
       <w:tab/>
       <w:tab/>
-      <w:t>2026-08-01</w:t>
+      <w:t>2026-08-02</w:t>
       <w:br/>
       <w:br/>
     </w:r>

--- a/klagomål/A 55982-2025 FSC-klagomål.docx
+++ b/klagomål/A 55982-2025 FSC-klagomål.docx
@@ -1446,7 +1446,7 @@
     <w:r>
       <w:tab/>
       <w:tab/>
-      <w:t>2026-08-02</w:t>
+      <w:t>2026-08-03</w:t>
       <w:br/>
       <w:br/>
     </w:r>

--- a/klagomål/A 55982-2025 FSC-klagomål.docx
+++ b/klagomål/A 55982-2025 FSC-klagomål.docx
@@ -1446,7 +1446,7 @@
     <w:r>
       <w:tab/>
       <w:tab/>
-      <w:t>2026-08-03</w:t>
+      <w:t>2026-08-05</w:t>
       <w:br/>
       <w:br/>
     </w:r>

--- a/klagomål/A 55982-2025 FSC-klagomål.docx
+++ b/klagomål/A 55982-2025 FSC-klagomål.docx
@@ -1446,7 +1446,7 @@
     <w:r>
       <w:tab/>
       <w:tab/>
-      <w:t>2026-08-05</w:t>
+      <w:t>2026-08-07</w:t>
       <w:br/>
       <w:br/>
     </w:r>

--- a/klagomål/A 55982-2025 FSC-klagomål.docx
+++ b/klagomål/A 55982-2025 FSC-klagomål.docx
@@ -1446,7 +1446,7 @@
     <w:r>
       <w:tab/>
       <w:tab/>
-      <w:t>2026-08-07</w:t>
+      <w:t>2026-08-08</w:t>
       <w:br/>
       <w:br/>
     </w:r>

--- a/klagomål/A 55982-2025 FSC-klagomål.docx
+++ b/klagomål/A 55982-2025 FSC-klagomål.docx
@@ -216,7 +216,7 @@
         <w:spacing w:after="240"/>
       </w:pPr>
       <w:r>
-        <w:t>Figur 1. Fyndplatser för naturvårdsarter i och inom 9 meter från avverkningsanmälan. Markörer utan svart kant är placerade på fyndplatsen. Markörer med svart kant är placerade vid sidan av fyndplatsen har ett svart streck som visar fyndplatsens exakta position. Kartans mittpunktskoordinat är N 6804595, E 447122 i SWEREF 99 TM.</w:t>
+        <w:t>Figur 1. Fyndplatser för naturvårdsarter i och inom 9 meter från avverkningsanmälan. Markörer utan svart kant är placerade på fyndplatsen. Markörer med svart kant är placerade vid sidan av fyndplatsen och har ett svart streck som visar fyndplatsens exakta position. Kartans mittpunktskoordinat är N 6804595, E 447122 i SWEREF 99 TM.</w:t>
       </w:r>
     </w:p>
     <w:p>
@@ -1446,7 +1446,7 @@
     <w:r>
       <w:tab/>
       <w:tab/>
-      <w:t>2026-08-14</w:t>
+      <w:t>2026-08-15</w:t>
       <w:br/>
       <w:br/>
     </w:r>

--- a/klagomål/A 55982-2025 FSC-klagomål.docx
+++ b/klagomål/A 55982-2025 FSC-klagomål.docx
@@ -1446,7 +1446,7 @@
     <w:r>
       <w:tab/>
       <w:tab/>
-      <w:t>2026-08-15</w:t>
+      <w:t>2026-08-16</w:t>
       <w:br/>
       <w:br/>
     </w:r>

--- a/klagomål/A 55982-2025 FSC-klagomål.docx
+++ b/klagomål/A 55982-2025 FSC-klagomål.docx
@@ -1446,7 +1446,7 @@
     <w:r>
       <w:tab/>
       <w:tab/>
-      <w:t>2026-08-16</w:t>
+      <w:t>2026-08-17</w:t>
       <w:br/>
       <w:br/>
     </w:r>

--- a/klagomål/A 55982-2025 FSC-klagomål.docx
+++ b/klagomål/A 55982-2025 FSC-klagomål.docx
@@ -1446,7 +1446,7 @@
     <w:r>
       <w:tab/>
       <w:tab/>
-      <w:t>2026-08-17</w:t>
+      <w:t>2026-08-18</w:t>
       <w:br/>
       <w:br/>
     </w:r>

--- a/klagomål/A 55982-2025 FSC-klagomål.docx
+++ b/klagomål/A 55982-2025 FSC-klagomål.docx
@@ -1446,7 +1446,7 @@
     <w:r>
       <w:tab/>
       <w:tab/>
-      <w:t>2026-08-18</w:t>
+      <w:t>2026-08-19</w:t>
       <w:br/>
       <w:br/>
     </w:r>

--- a/klagomål/A 55982-2025 FSC-klagomål.docx
+++ b/klagomål/A 55982-2025 FSC-klagomål.docx
@@ -1446,7 +1446,7 @@
     <w:r>
       <w:tab/>
       <w:tab/>
-      <w:t>2026-08-19</w:t>
+      <w:t>2026-08-20</w:t>
       <w:br/>
       <w:br/>
     </w:r>

--- a/klagomål/A 55982-2025 FSC-klagomål.docx
+++ b/klagomål/A 55982-2025 FSC-klagomål.docx
@@ -1446,7 +1446,7 @@
     <w:r>
       <w:tab/>
       <w:tab/>
-      <w:t>2026-08-20</w:t>
+      <w:t>2026-08-21</w:t>
       <w:br/>
       <w:br/>
     </w:r>

--- a/klagomål/A 55982-2025 FSC-klagomål.docx
+++ b/klagomål/A 55982-2025 FSC-klagomål.docx
@@ -1446,7 +1446,7 @@
     <w:r>
       <w:tab/>
       <w:tab/>
-      <w:t>2026-08-21</w:t>
+      <w:t>2026-08-22</w:t>
       <w:br/>
       <w:br/>
     </w:r>

--- a/klagomål/A 55982-2025 FSC-klagomål.docx
+++ b/klagomål/A 55982-2025 FSC-klagomål.docx
@@ -1446,7 +1446,7 @@
     <w:r>
       <w:tab/>
       <w:tab/>
-      <w:t>2026-08-22</w:t>
+      <w:t>2026-08-23</w:t>
       <w:br/>
       <w:br/>
     </w:r>

--- a/klagomål/A 55982-2025 FSC-klagomål.docx
+++ b/klagomål/A 55982-2025 FSC-klagomål.docx
@@ -1446,7 +1446,7 @@
     <w:r>
       <w:tab/>
       <w:tab/>
-      <w:t>2026-08-23</w:t>
+      <w:t>2026-08-24</w:t>
       <w:br/>
       <w:br/>
     </w:r>

--- a/klagomål/A 55982-2025 FSC-klagomål.docx
+++ b/klagomål/A 55982-2025 FSC-klagomål.docx
@@ -1446,7 +1446,7 @@
     <w:r>
       <w:tab/>
       <w:tab/>
-      <w:t>2026-08-24</w:t>
+      <w:t>2026-08-25</w:t>
       <w:br/>
       <w:br/>
     </w:r>

--- a/klagomål/A 55982-2025 FSC-klagomål.docx
+++ b/klagomål/A 55982-2025 FSC-klagomål.docx
@@ -1446,7 +1446,7 @@
     <w:r>
       <w:tab/>
       <w:tab/>
-      <w:t>2026-08-25</w:t>
+      <w:t>2026-08-26</w:t>
       <w:br/>
       <w:br/>
     </w:r>

--- a/klagomål/A 55982-2025 FSC-klagomål.docx
+++ b/klagomål/A 55982-2025 FSC-klagomål.docx
@@ -1446,7 +1446,7 @@
     <w:r>
       <w:tab/>
       <w:tab/>
-      <w:t>2026-08-26</w:t>
+      <w:t>2026-08-27</w:t>
       <w:br/>
       <w:br/>
     </w:r>

--- a/klagomål/A 55982-2025 FSC-klagomål.docx
+++ b/klagomål/A 55982-2025 FSC-klagomål.docx
@@ -1446,7 +1446,7 @@
     <w:r>
       <w:tab/>
       <w:tab/>
-      <w:t>2026-08-27</w:t>
+      <w:t>2026-08-28</w:t>
       <w:br/>
       <w:br/>
     </w:r>

--- a/klagomål/A 55982-2025 FSC-klagomål.docx
+++ b/klagomål/A 55982-2025 FSC-klagomål.docx
@@ -1446,7 +1446,7 @@
     <w:r>
       <w:tab/>
       <w:tab/>
-      <w:t>2026-08-28</w:t>
+      <w:t>2026-08-29</w:t>
       <w:br/>
       <w:br/>
     </w:r>

--- a/klagomål/A 55982-2025 FSC-klagomål.docx
+++ b/klagomål/A 55982-2025 FSC-klagomål.docx
@@ -1446,7 +1446,7 @@
     <w:r>
       <w:tab/>
       <w:tab/>
-      <w:t>2026-08-29</w:t>
+      <w:t>2026-08-31</w:t>
       <w:br/>
       <w:br/>
     </w:r>

--- a/klagomål/A 55982-2025 FSC-klagomål.docx
+++ b/klagomål/A 55982-2025 FSC-klagomål.docx
@@ -1446,7 +1446,7 @@
     <w:r>
       <w:tab/>
       <w:tab/>
-      <w:t>2026-08-31</w:t>
+      <w:t>2026-09-01</w:t>
       <w:br/>
       <w:br/>
     </w:r>

--- a/klagomål/A 55982-2025 FSC-klagomål.docx
+++ b/klagomål/A 55982-2025 FSC-klagomål.docx
@@ -1446,7 +1446,7 @@
     <w:r>
       <w:tab/>
       <w:tab/>
-      <w:t>2026-09-01</w:t>
+      <w:t>2026-09-02</w:t>
       <w:br/>
       <w:br/>
     </w:r>

--- a/klagomål/A 55982-2025 FSC-klagomål.docx
+++ b/klagomål/A 55982-2025 FSC-klagomål.docx
@@ -1446,7 +1446,7 @@
     <w:r>
       <w:tab/>
       <w:tab/>
-      <w:t>2026-09-02</w:t>
+      <w:t>2026-09-03</w:t>
       <w:br/>
       <w:br/>
     </w:r>

--- a/klagomål/A 55982-2025 FSC-klagomål.docx
+++ b/klagomål/A 55982-2025 FSC-klagomål.docx
@@ -1446,7 +1446,7 @@
     <w:r>
       <w:tab/>
       <w:tab/>
-      <w:t>2026-09-03</w:t>
+      <w:t>2026-09-04</w:t>
       <w:br/>
       <w:br/>
     </w:r>

--- a/klagomål/A 55982-2025 FSC-klagomål.docx
+++ b/klagomål/A 55982-2025 FSC-klagomål.docx
@@ -1446,7 +1446,7 @@
     <w:r>
       <w:tab/>
       <w:tab/>
-      <w:t>2026-09-04</w:t>
+      <w:t>2026-09-05</w:t>
       <w:br/>
       <w:br/>
     </w:r>

--- a/klagomål/A 55982-2025 FSC-klagomål.docx
+++ b/klagomål/A 55982-2025 FSC-klagomål.docx
@@ -1446,7 +1446,7 @@
     <w:r>
       <w:tab/>
       <w:tab/>
-      <w:t>2026-09-05</w:t>
+      <w:t>2026-09-06</w:t>
       <w:br/>
       <w:br/>
     </w:r>

--- a/klagomål/A 55982-2025 FSC-klagomål.docx
+++ b/klagomål/A 55982-2025 FSC-klagomål.docx
@@ -1446,7 +1446,7 @@
     <w:r>
       <w:tab/>
       <w:tab/>
-      <w:t>2026-09-06</w:t>
+      <w:t>2026-09-07</w:t>
       <w:br/>
       <w:br/>
     </w:r>

--- a/klagomål/A 55982-2025 FSC-klagomål.docx
+++ b/klagomål/A 55982-2025 FSC-klagomål.docx
@@ -1446,7 +1446,7 @@
     <w:r>
       <w:tab/>
       <w:tab/>
-      <w:t>2026-09-07</w:t>
+      <w:t>2026-09-08</w:t>
       <w:br/>
       <w:br/>
     </w:r>

--- a/klagomål/A 55982-2025 FSC-klagomål.docx
+++ b/klagomål/A 55982-2025 FSC-klagomål.docx
@@ -1446,7 +1446,7 @@
     <w:r>
       <w:tab/>
       <w:tab/>
-      <w:t>2026-09-08</w:t>
+      <w:t>2026-09-09</w:t>
       <w:br/>
       <w:br/>
     </w:r>

--- a/klagomål/A 55982-2025 FSC-klagomål.docx
+++ b/klagomål/A 55982-2025 FSC-klagomål.docx
@@ -1446,7 +1446,7 @@
     <w:r>
       <w:tab/>
       <w:tab/>
-      <w:t>2026-09-09</w:t>
+      <w:t>2026-09-10</w:t>
       <w:br/>
       <w:br/>
     </w:r>

--- a/klagomål/A 55982-2025 FSC-klagomål.docx
+++ b/klagomål/A 55982-2025 FSC-klagomål.docx
@@ -1446,7 +1446,7 @@
     <w:r>
       <w:tab/>
       <w:tab/>
-      <w:t>2026-09-10</w:t>
+      <w:t>2026-09-11</w:t>
       <w:br/>
       <w:br/>
     </w:r>

--- a/klagomål/A 55982-2025 FSC-klagomål.docx
+++ b/klagomål/A 55982-2025 FSC-klagomål.docx
@@ -1446,7 +1446,7 @@
     <w:r>
       <w:tab/>
       <w:tab/>
-      <w:t>2026-09-11</w:t>
+      <w:t>2026-09-12</w:t>
       <w:br/>
       <w:br/>
     </w:r>

--- a/klagomål/A 55982-2025 FSC-klagomål.docx
+++ b/klagomål/A 55982-2025 FSC-klagomål.docx
@@ -1446,7 +1446,7 @@
     <w:r>
       <w:tab/>
       <w:tab/>
-      <w:t>2026-09-12</w:t>
+      <w:t>2026-09-13</w:t>
       <w:br/>
       <w:br/>
     </w:r>
